--- a/_build/docx/01_Кадровые_документы/7_Штатное_расписание.docx
+++ b/_build/docx/01_Кадровые_документы/7_Штатное_расписание.docx
@@ -137,7 +137,7 @@
                 <w:b/>
                 <w:sz w:val="22"/>
               </w:rPr>
-              <w:t>Код по ЕКСД</w:t>
+              <w:t>Код по ОКРБ 014-2017</w:t>
             </w:r>
           </w:p>
         </w:tc>
@@ -573,15 +573,7 @@
           <w:tcPr>
             <w:tcW w:type="dxa" w:w="1108"/>
           </w:tcPr>
-          <w:p>
-            <w:r>
-              <w:rPr>
-                <w:rFonts w:ascii="Times New Roman" w:hAnsi="Times New Roman"/>
-                <w:sz w:val="22"/>
-              </w:rPr>
-              <w:t>20634</w:t>
-            </w:r>
-          </w:p>
+          <w:p/>
         </w:tc>
         <w:tc>
           <w:tcPr>
@@ -613,12 +605,6 @@
           <w:tcPr>
             <w:tcW w:type="dxa" w:w="1108"/>
           </w:tcPr>
-          <w:p/>
-        </w:tc>
-        <w:tc>
-          <w:tcPr>
-            <w:tcW w:type="dxa" w:w="1108"/>
-          </w:tcPr>
           <w:p>
             <w:r>
               <w:rPr>
@@ -628,6 +614,12 @@
               <w:t>500,00 (надб. за руководство)</w:t>
             </w:r>
           </w:p>
+        </w:tc>
+        <w:tc>
+          <w:tcPr>
+            <w:tcW w:type="dxa" w:w="1108"/>
+          </w:tcPr>
+          <w:p/>
         </w:tc>
         <w:tc>
           <w:tcPr>
@@ -677,15 +669,7 @@
           <w:tcPr>
             <w:tcW w:type="dxa" w:w="1108"/>
           </w:tcPr>
-          <w:p>
-            <w:r>
-              <w:rPr>
-                <w:rFonts w:ascii="Times New Roman" w:hAnsi="Times New Roman"/>
-                <w:sz w:val="22"/>
-              </w:rPr>
-              <w:t>20634</w:t>
-            </w:r>
-          </w:p>
+          <w:p/>
         </w:tc>
         <w:tc>
           <w:tcPr>
@@ -773,15 +757,7 @@
           <w:tcPr>
             <w:tcW w:type="dxa" w:w="1108"/>
           </w:tcPr>
-          <w:p>
-            <w:r>
-              <w:rPr>
-                <w:rFonts w:ascii="Times New Roman" w:hAnsi="Times New Roman"/>
-                <w:sz w:val="22"/>
-              </w:rPr>
-              <w:t>20633</w:t>
-            </w:r>
-          </w:p>
+          <w:p/>
         </w:tc>
         <w:tc>
           <w:tcPr>
@@ -1144,7 +1120,7 @@
         <w:rPr>
           <w:rFonts w:ascii="Times New Roman" w:hAnsi="Times New Roman"/>
         </w:rPr>
-        <w:t>3. Коды по ЕКСД — согласно Единому квалификационному справочнику должностей служащих и работников.</w:t>
+        <w:t>3. Коды должностей проставляются по общегосударственному классификатору Республики Беларусь ОКРБ 014-2017 «Занятия»; наименования должностей — в соответствии с ЕКСД.</w:t>
       </w:r>
     </w:p>
     <w:p>
